--- a/PROJECT LOGBOOK.docx
+++ b/PROJECT LOGBOOK.docx
@@ -4,1215 +4,14 @@
   <w:body>
     <w:p>
       <w:pPr>
-        <w:spacing w:before="243"/>
-        <w:ind w:right="1154"/>
-        <w:jc w:val="center"/>
-        <w:rPr>
-          <w:rFonts w:ascii="Arial"/>
-          <w:b/>
-          <w:sz w:val="32"/>
-        </w:rPr>
+        <w:pStyle w:val="Heading2"/>
+        <w:spacing w:before="67"/>
       </w:pPr>
       <w:bookmarkStart w:id="0" w:name="_Hlk198712941"/>
       <w:r>
         <w:rPr>
-          <w:rFonts w:ascii="Arial"/>
-          <w:b/>
-          <w:spacing w:val="-4"/>
-          <w:sz w:val="32"/>
-          <w:u w:val="single"/>
-        </w:rPr>
-        <w:t>----------------------------------------------------------------------------</w:t>
-      </w:r>
-    </w:p>
-    <w:p>
-      <w:pPr>
-        <w:spacing w:before="247"/>
-        <w:ind w:left="496" w:right="551"/>
-        <w:jc w:val="center"/>
-        <w:rPr>
-          <w:spacing w:val="-2"/>
-          <w:sz w:val="56"/>
-        </w:rPr>
-      </w:pPr>
-      <w:r>
-        <w:rPr>
-          <w:spacing w:val="-17"/>
-          <w:sz w:val="56"/>
-        </w:rPr>
-        <w:t>PROJECT</w:t>
-      </w:r>
-      <w:r>
-        <w:rPr>
-          <w:spacing w:val="-24"/>
-          <w:sz w:val="56"/>
-        </w:rPr>
-        <w:t xml:space="preserve"> </w:t>
-      </w:r>
-      <w:r>
-        <w:rPr>
-          <w:spacing w:val="-2"/>
-          <w:sz w:val="56"/>
-        </w:rPr>
-        <w:t>LOGBOOK</w:t>
-      </w:r>
-    </w:p>
-    <w:p>
-      <w:pPr>
-        <w:spacing w:before="247"/>
-        <w:ind w:left="496" w:right="551"/>
-        <w:jc w:val="center"/>
-        <w:rPr>
-          <w:sz w:val="40"/>
-        </w:rPr>
-      </w:pPr>
-      <w:r>
-        <w:rPr>
-          <w:color w:val="0D465F"/>
-          <w:spacing w:val="-2"/>
-          <w:sz w:val="40"/>
-        </w:rPr>
-        <w:t>MCA</w:t>
-      </w:r>
-      <w:r>
-        <w:rPr>
-          <w:color w:val="0D465F"/>
-          <w:spacing w:val="-25"/>
-          <w:sz w:val="40"/>
-        </w:rPr>
-        <w:t xml:space="preserve"> </w:t>
-      </w:r>
-      <w:r>
-        <w:rPr>
-          <w:color w:val="0D465F"/>
-          <w:spacing w:val="-2"/>
-          <w:sz w:val="40"/>
-        </w:rPr>
-        <w:t>SESSION</w:t>
-      </w:r>
-      <w:r>
-        <w:rPr>
-          <w:color w:val="0D465F"/>
-          <w:spacing w:val="-16"/>
-          <w:sz w:val="40"/>
-        </w:rPr>
-        <w:t xml:space="preserve"> </w:t>
-      </w:r>
-      <w:r>
-        <w:rPr>
-          <w:color w:val="0D465F"/>
-          <w:spacing w:val="-2"/>
-          <w:sz w:val="40"/>
-        </w:rPr>
-        <w:t>2023-</w:t>
-      </w:r>
-      <w:r>
-        <w:rPr>
-          <w:color w:val="0D465F"/>
-          <w:spacing w:val="-5"/>
-          <w:sz w:val="40"/>
-        </w:rPr>
-        <w:t>25</w:t>
-      </w:r>
-    </w:p>
-    <w:p>
-      <w:pPr>
-        <w:pStyle w:val="Heading3"/>
-        <w:spacing w:before="265"/>
-        <w:ind w:left="545" w:right="551"/>
-        <w:jc w:val="center"/>
-      </w:pPr>
-      <w:r>
-        <w:rPr>
-          <w:spacing w:val="-10"/>
-        </w:rPr>
-        <w:t>DEPARTMENT</w:t>
-      </w:r>
-      <w:r>
-        <w:rPr>
-          <w:spacing w:val="-4"/>
-        </w:rPr>
-        <w:t xml:space="preserve"> </w:t>
-      </w:r>
-      <w:r>
-        <w:rPr>
-          <w:spacing w:val="-10"/>
-        </w:rPr>
-        <w:t>OF</w:t>
-      </w:r>
-      <w:r>
-        <w:rPr>
-          <w:spacing w:val="-19"/>
-        </w:rPr>
-        <w:t xml:space="preserve"> </w:t>
-      </w:r>
-      <w:r>
-        <w:rPr>
-          <w:spacing w:val="-10"/>
-        </w:rPr>
-        <w:t>COMPUTER</w:t>
-      </w:r>
-      <w:r>
-        <w:rPr>
-          <w:spacing w:val="1"/>
-        </w:rPr>
-        <w:t xml:space="preserve"> </w:t>
-      </w:r>
-      <w:r>
-        <w:rPr>
-          <w:spacing w:val="-10"/>
-        </w:rPr>
-        <w:t>SCIENCE</w:t>
-      </w:r>
-    </w:p>
-    <w:p>
-      <w:pPr>
-        <w:spacing w:before="243"/>
-        <w:ind w:right="1154"/>
-        <w:jc w:val="center"/>
-        <w:rPr>
-          <w:rFonts w:ascii="Arial"/>
-          <w:b/>
-          <w:sz w:val="32"/>
-        </w:rPr>
-      </w:pPr>
-      <w:r>
-        <w:rPr>
-          <w:rFonts w:ascii="Arial"/>
-          <w:b/>
-          <w:spacing w:val="-4"/>
-          <w:sz w:val="32"/>
-          <w:u w:val="single"/>
-        </w:rPr>
-        <w:t>---</w:t>
-      </w:r>
-      <w:r>
-        <w:rPr>
-          <w:rFonts w:ascii="Arial"/>
-          <w:b/>
-          <w:spacing w:val="-4"/>
-          <w:sz w:val="32"/>
-          <w:u w:val="single"/>
-        </w:rPr>
-        <w:t>-------------------------------------------------------------------------</w:t>
-      </w:r>
-    </w:p>
-    <w:p>
-      <w:pPr>
-        <w:pStyle w:val="BodyText"/>
-        <w:spacing w:before="0"/>
-        <w:jc w:val="center"/>
-        <w:rPr>
-          <w:rFonts w:ascii="Arial"/>
-          <w:b/>
-          <w:sz w:val="20"/>
-        </w:rPr>
-      </w:pPr>
-    </w:p>
-    <w:p>
-      <w:pPr>
-        <w:pStyle w:val="BodyText"/>
-        <w:spacing w:before="0"/>
-        <w:jc w:val="center"/>
-        <w:rPr>
-          <w:rFonts w:ascii="Arial"/>
-          <w:b/>
-          <w:sz w:val="20"/>
-        </w:rPr>
-      </w:pPr>
-      <w:r>
-        <w:rPr>
-          <w:rFonts w:ascii="Arial"/>
-          <w:b/>
-          <w:noProof/>
-          <w:sz w:val="20"/>
-        </w:rPr>
-        <mc:AlternateContent>
-          <mc:Choice Requires="wps">
-            <w:drawing>
-              <wp:anchor distT="0" distB="0" distL="0" distR="0" simplePos="0" relativeHeight="251659264" behindDoc="1" locked="0" layoutInCell="1" allowOverlap="1" wp14:anchorId="67880616" wp14:editId="32134ABD">
-                <wp:simplePos x="0" y="0"/>
-                <wp:positionH relativeFrom="page">
-                  <wp:align>center</wp:align>
-                </wp:positionH>
-                <wp:positionV relativeFrom="paragraph">
-                  <wp:posOffset>186255</wp:posOffset>
-                </wp:positionV>
-                <wp:extent cx="5172075" cy="1022350"/>
-                <wp:effectExtent l="19050" t="19050" r="28575" b="25400"/>
-                <wp:wrapTopAndBottom/>
-                <wp:docPr id="2" name="Textbox 2"/>
-                <wp:cNvGraphicFramePr>
-                  <a:graphicFrameLocks xmlns:a="http://schemas.openxmlformats.org/drawingml/2006/main"/>
-                </wp:cNvGraphicFramePr>
-                <a:graphic xmlns:a="http://schemas.openxmlformats.org/drawingml/2006/main">
-                  <a:graphicData uri="http://schemas.microsoft.com/office/word/2010/wordprocessingShape">
-                    <wps:wsp>
-                      <wps:cNvSpPr txBox="1">
-                        <a:spLocks/>
-                      </wps:cNvSpPr>
-                      <wps:spPr>
-                        <a:xfrm>
-                          <a:off x="0" y="0"/>
-                          <a:ext cx="5172075" cy="1022350"/>
-                        </a:xfrm>
-                        <a:prstGeom prst="rect">
-                          <a:avLst/>
-                        </a:prstGeom>
-                        <a:ln w="28575">
-                          <a:solidFill>
-                            <a:srgbClr val="000000"/>
-                          </a:solidFill>
-                          <a:prstDash val="solid"/>
-                        </a:ln>
-                      </wps:spPr>
-                      <wps:txbx>
-                        <w:txbxContent>
-                          <w:p>
-                            <w:pPr>
-                              <w:spacing w:before="219"/>
-                              <w:ind w:left="175"/>
-                              <w:jc w:val="center"/>
-                              <w:rPr>
-                                <w:b/>
-                                <w:sz w:val="32"/>
-                              </w:rPr>
-                            </w:pPr>
-                            <w:r>
-                              <w:rPr>
-                                <w:b/>
-                                <w:spacing w:val="-6"/>
-                                <w:sz w:val="32"/>
-                              </w:rPr>
-                              <w:t>PROJECT</w:t>
-                            </w:r>
-                            <w:r>
-                              <w:rPr>
-                                <w:b/>
-                                <w:spacing w:val="-15"/>
-                                <w:sz w:val="32"/>
-                              </w:rPr>
-                              <w:t xml:space="preserve"> </w:t>
-                            </w:r>
-                            <w:r>
-                              <w:rPr>
-                                <w:b/>
-                                <w:spacing w:val="-6"/>
-                                <w:sz w:val="32"/>
-                              </w:rPr>
-                              <w:t>TITLE:</w:t>
-                            </w:r>
-                            <w:r>
-                              <w:rPr>
-                                <w:b/>
-                                <w:spacing w:val="-2"/>
-                                <w:sz w:val="32"/>
-                              </w:rPr>
-                              <w:t xml:space="preserve"> </w:t>
-                            </w:r>
-                            <w:r>
-                              <w:rPr>
-                                <w:b/>
-                                <w:spacing w:val="-6"/>
-                                <w:sz w:val="32"/>
-                              </w:rPr>
-                              <w:t>FaceRec</w:t>
-                            </w:r>
-                          </w:p>
-                          <w:p>
-                            <w:pPr>
-                              <w:spacing w:before="252"/>
-                              <w:ind w:left="893"/>
-                              <w:jc w:val="center"/>
-                              <w:rPr>
-                                <w:b/>
-                                <w:sz w:val="28"/>
-                              </w:rPr>
-                            </w:pPr>
-                            <w:r>
-                              <w:rPr>
-                                <w:b/>
-                                <w:spacing w:val="-4"/>
-                                <w:sz w:val="28"/>
-                              </w:rPr>
-                              <w:t>WORKPLACE:</w:t>
-                            </w:r>
-                            <w:r>
-                              <w:rPr>
-                                <w:b/>
-                                <w:spacing w:val="-5"/>
-                                <w:sz w:val="28"/>
-                              </w:rPr>
-                              <w:t xml:space="preserve"> </w:t>
-                            </w:r>
-                            <w:r>
-                              <w:rPr>
-                                <w:b/>
-                                <w:spacing w:val="-2"/>
-                                <w:sz w:val="28"/>
-                              </w:rPr>
-                              <w:t>Excellence Technology, Mohali</w:t>
-                            </w:r>
-                          </w:p>
-                        </w:txbxContent>
-                      </wps:txbx>
-                      <wps:bodyPr wrap="square" lIns="0" tIns="0" rIns="0" bIns="0" rtlCol="0">
-                        <a:noAutofit/>
-                      </wps:bodyPr>
-                    </wps:wsp>
-                  </a:graphicData>
-                </a:graphic>
-                <wp14:sizeRelH relativeFrom="margin">
-                  <wp14:pctWidth>0</wp14:pctWidth>
-                </wp14:sizeRelH>
-                <wp14:sizeRelV relativeFrom="margin">
-                  <wp14:pctHeight>0</wp14:pctHeight>
-                </wp14:sizeRelV>
-              </wp:anchor>
-            </w:drawing>
-          </mc:Choice>
-          <mc:Fallback>
-            <w:pict>
-              <v:shapetype w14:anchorId="67880616" id="_x0000_t202" coordsize="21600,21600" o:spt="202" path="m,l,21600r21600,l21600,xe">
-                <v:stroke joinstyle="miter"/>
-                <v:path gradientshapeok="t" o:connecttype="rect"/>
-              </v:shapetype>
-              <v:shape id="Textbox 2" o:spid="_x0000_s1026" type="#_x0000_t202" style="position:absolute;left:0;text-align:left;margin-left:0;margin-top:14.65pt;width:407.25pt;height:80.5pt;z-index:-251657216;visibility:visible;mso-wrap-style:square;mso-width-percent:0;mso-height-percent:0;mso-wrap-distance-left:0;mso-wrap-distance-top:0;mso-wrap-distance-right:0;mso-wrap-distance-bottom:0;mso-position-horizontal:center;mso-position-horizontal-relative:page;mso-position-vertical:absolute;mso-position-vertical-relative:text;mso-width-percent:0;mso-height-percent:0;mso-width-relative:margin;mso-height-relative:margin;v-text-anchor:top" o:gfxdata="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" filled="f" strokeweight="2.25pt">
-                <v:path arrowok="t"/>
-                <v:textbox inset="0,0,0,0">
-                  <w:txbxContent>
-                    <w:p>
-                      <w:pPr>
-                        <w:spacing w:before="219"/>
-                        <w:ind w:left="175"/>
-                        <w:jc w:val="center"/>
-                        <w:rPr>
-                          <w:b/>
-                          <w:sz w:val="32"/>
-                        </w:rPr>
-                      </w:pPr>
-                      <w:r>
-                        <w:rPr>
-                          <w:b/>
-                          <w:spacing w:val="-6"/>
-                          <w:sz w:val="32"/>
-                        </w:rPr>
-                        <w:t>PROJECT</w:t>
-                      </w:r>
-                      <w:r>
-                        <w:rPr>
-                          <w:b/>
-                          <w:spacing w:val="-15"/>
-                          <w:sz w:val="32"/>
-                        </w:rPr>
-                        <w:t xml:space="preserve"> </w:t>
-                      </w:r>
-                      <w:r>
-                        <w:rPr>
-                          <w:b/>
-                          <w:spacing w:val="-6"/>
-                          <w:sz w:val="32"/>
-                        </w:rPr>
-                        <w:t>TITLE:</w:t>
-                      </w:r>
-                      <w:r>
-                        <w:rPr>
-                          <w:b/>
-                          <w:spacing w:val="-2"/>
-                          <w:sz w:val="32"/>
-                        </w:rPr>
-                        <w:t xml:space="preserve"> </w:t>
-                      </w:r>
-                      <w:r>
-                        <w:rPr>
-                          <w:b/>
-                          <w:spacing w:val="-6"/>
-                          <w:sz w:val="32"/>
-                        </w:rPr>
-                        <w:t>FaceRec</w:t>
-                      </w:r>
-                    </w:p>
-                    <w:p>
-                      <w:pPr>
-                        <w:spacing w:before="252"/>
-                        <w:ind w:left="893"/>
-                        <w:jc w:val="center"/>
-                        <w:rPr>
-                          <w:b/>
-                          <w:sz w:val="28"/>
-                        </w:rPr>
-                      </w:pPr>
-                      <w:r>
-                        <w:rPr>
-                          <w:b/>
-                          <w:spacing w:val="-4"/>
-                          <w:sz w:val="28"/>
-                        </w:rPr>
-                        <w:t>WORKPLACE:</w:t>
-                      </w:r>
-                      <w:r>
-                        <w:rPr>
-                          <w:b/>
-                          <w:spacing w:val="-5"/>
-                          <w:sz w:val="28"/>
-                        </w:rPr>
-                        <w:t xml:space="preserve"> </w:t>
-                      </w:r>
-                      <w:r>
-                        <w:rPr>
-                          <w:b/>
-                          <w:spacing w:val="-2"/>
-                          <w:sz w:val="28"/>
-                        </w:rPr>
-                        <w:t>Excellence Technology, Mohali</w:t>
-                      </w:r>
-                    </w:p>
-                  </w:txbxContent>
-                </v:textbox>
-                <w10:wrap type="topAndBottom" anchorx="page"/>
-              </v:shape>
-            </w:pict>
-          </mc:Fallback>
-        </mc:AlternateContent>
-      </w:r>
-    </w:p>
-    <w:p>
-      <w:pPr>
-        <w:pStyle w:val="BodyText"/>
-        <w:spacing w:before="16"/>
-        <w:rPr>
-          <w:rFonts w:ascii="Arial"/>
-          <w:b/>
-          <w:sz w:val="20"/>
-        </w:rPr>
-      </w:pPr>
-    </w:p>
-    <w:p>
-      <w:pPr>
-        <w:pStyle w:val="BodyText"/>
-        <w:spacing w:before="0"/>
-        <w:rPr>
-          <w:rFonts w:ascii="Arial"/>
-          <w:b/>
-          <w:sz w:val="28"/>
-        </w:rPr>
-      </w:pPr>
-    </w:p>
-    <w:p>
-      <w:pPr>
-        <w:pStyle w:val="BodyText"/>
-        <w:spacing w:before="240"/>
-        <w:rPr>
-          <w:rFonts w:ascii="Arial"/>
-          <w:b/>
-          <w:sz w:val="28"/>
-        </w:rPr>
-      </w:pPr>
-    </w:p>
-    <w:p>
-      <w:pPr>
-        <w:ind w:left="61"/>
-        <w:rPr>
-          <w:b/>
-          <w:sz w:val="28"/>
-        </w:rPr>
-      </w:pPr>
-      <w:r>
-        <w:rPr>
-          <w:b/>
-          <w:spacing w:val="-4"/>
-          <w:sz w:val="28"/>
-        </w:rPr>
-        <w:t>STUDENT</w:t>
-      </w:r>
-      <w:r>
-        <w:rPr>
-          <w:b/>
-          <w:spacing w:val="-3"/>
-          <w:sz w:val="28"/>
-        </w:rPr>
-        <w:t xml:space="preserve"> </w:t>
-      </w:r>
-      <w:r>
-        <w:rPr>
-          <w:b/>
-          <w:spacing w:val="-2"/>
-          <w:sz w:val="28"/>
-        </w:rPr>
-        <w:t>DETAILS:</w:t>
-      </w:r>
-    </w:p>
-    <w:p>
-      <w:pPr>
-        <w:pStyle w:val="BodyText"/>
-        <w:spacing w:before="8"/>
-        <w:rPr>
-          <w:b/>
-          <w:sz w:val="18"/>
-        </w:rPr>
-      </w:pPr>
-    </w:p>
-    <w:tbl>
-      <w:tblPr>
-        <w:tblW w:w="0" w:type="auto"/>
-        <w:tblInd w:w="203" w:type="dxa"/>
-        <w:tblBorders>
-          <w:top w:val="single" w:sz="8" w:space="0" w:color="000000"/>
-          <w:left w:val="single" w:sz="8" w:space="0" w:color="000000"/>
-          <w:bottom w:val="single" w:sz="8" w:space="0" w:color="000000"/>
-          <w:right w:val="single" w:sz="8" w:space="0" w:color="000000"/>
-          <w:insideH w:val="single" w:sz="8" w:space="0" w:color="000000"/>
-          <w:insideV w:val="single" w:sz="8" w:space="0" w:color="000000"/>
-        </w:tblBorders>
-        <w:tblLayout w:type="fixed"/>
-        <w:tblCellMar>
-          <w:left w:w="0" w:type="dxa"/>
-          <w:right w:w="0" w:type="dxa"/>
-        </w:tblCellMar>
-        <w:tblLook w:val="01E0" w:firstRow="1" w:lastRow="1" w:firstColumn="1" w:lastColumn="1" w:noHBand="0" w:noVBand="0"/>
-      </w:tblPr>
-      <w:tblGrid>
-        <w:gridCol w:w="2271"/>
-        <w:gridCol w:w="2268"/>
-        <w:gridCol w:w="2129"/>
-        <w:gridCol w:w="1702"/>
-      </w:tblGrid>
-      <w:tr>
-        <w:trPr>
-          <w:trHeight w:val="1016"/>
-        </w:trPr>
-        <w:tc>
-          <w:tcPr>
-            <w:tcW w:w="2271" w:type="dxa"/>
-          </w:tcPr>
-          <w:p>
-            <w:pPr>
-              <w:pStyle w:val="TableParagraph"/>
-              <w:spacing w:line="319" w:lineRule="exact"/>
-              <w:ind w:left="71" w:right="9"/>
-              <w:jc w:val="center"/>
-              <w:rPr>
-                <w:b/>
-                <w:spacing w:val="-2"/>
-                <w:sz w:val="28"/>
-              </w:rPr>
-            </w:pPr>
-          </w:p>
-          <w:p>
-            <w:pPr>
-              <w:pStyle w:val="TableParagraph"/>
-              <w:spacing w:line="319" w:lineRule="exact"/>
-              <w:ind w:left="71" w:right="9"/>
-              <w:jc w:val="center"/>
-              <w:rPr>
-                <w:b/>
-                <w:sz w:val="28"/>
-              </w:rPr>
-            </w:pPr>
-            <w:r>
-              <w:rPr>
-                <w:b/>
-                <w:spacing w:val="-2"/>
-                <w:sz w:val="28"/>
-              </w:rPr>
-              <w:t>UNIVERSITY</w:t>
-            </w:r>
-          </w:p>
-          <w:p>
-            <w:pPr>
-              <w:pStyle w:val="TableParagraph"/>
-              <w:spacing w:before="184"/>
-              <w:ind w:left="71"/>
-              <w:jc w:val="center"/>
-              <w:rPr>
-                <w:b/>
-                <w:sz w:val="28"/>
-              </w:rPr>
-            </w:pPr>
-            <w:r>
-              <w:rPr>
-                <w:b/>
-                <w:spacing w:val="-2"/>
-                <w:sz w:val="28"/>
-              </w:rPr>
-              <w:t>ROLL</w:t>
-            </w:r>
-            <w:r>
-              <w:rPr>
-                <w:b/>
-                <w:spacing w:val="-16"/>
-                <w:sz w:val="28"/>
-              </w:rPr>
-              <w:t xml:space="preserve"> </w:t>
-            </w:r>
-            <w:r>
-              <w:rPr>
-                <w:b/>
-                <w:spacing w:val="-5"/>
-                <w:sz w:val="28"/>
-              </w:rPr>
-              <w:t>NO.</w:t>
-            </w:r>
-          </w:p>
-        </w:tc>
-        <w:tc>
-          <w:tcPr>
-            <w:tcW w:w="2268" w:type="dxa"/>
-          </w:tcPr>
-          <w:p>
-            <w:pPr>
-              <w:pStyle w:val="TableParagraph"/>
-              <w:spacing w:line="319" w:lineRule="exact"/>
-              <w:ind w:left="311"/>
-              <w:rPr>
-                <w:b/>
-                <w:sz w:val="28"/>
-              </w:rPr>
-            </w:pPr>
-          </w:p>
-          <w:p>
-            <w:pPr>
-              <w:pStyle w:val="TableParagraph"/>
-              <w:spacing w:line="319" w:lineRule="exact"/>
-              <w:ind w:left="311"/>
-              <w:rPr>
-                <w:b/>
-                <w:sz w:val="28"/>
-              </w:rPr>
-            </w:pPr>
-            <w:r>
-              <w:rPr>
-                <w:b/>
-                <w:sz w:val="28"/>
-              </w:rPr>
-              <w:t>Student</w:t>
-            </w:r>
-            <w:r>
-              <w:rPr>
-                <w:b/>
-                <w:spacing w:val="-10"/>
-                <w:sz w:val="28"/>
-              </w:rPr>
-              <w:t xml:space="preserve"> </w:t>
-            </w:r>
-            <w:r>
-              <w:rPr>
-                <w:b/>
-                <w:spacing w:val="-4"/>
-                <w:sz w:val="28"/>
-              </w:rPr>
-              <w:t>Name</w:t>
-            </w:r>
-          </w:p>
-        </w:tc>
-        <w:tc>
-          <w:tcPr>
-            <w:tcW w:w="2129" w:type="dxa"/>
-          </w:tcPr>
-          <w:p>
-            <w:pPr>
-              <w:pStyle w:val="TableParagraph"/>
-              <w:spacing w:line="319" w:lineRule="exact"/>
-              <w:ind w:left="434"/>
-              <w:rPr>
-                <w:b/>
-                <w:sz w:val="28"/>
-              </w:rPr>
-            </w:pPr>
-          </w:p>
-          <w:p>
-            <w:pPr>
-              <w:pStyle w:val="TableParagraph"/>
-              <w:spacing w:line="319" w:lineRule="exact"/>
-              <w:ind w:left="434"/>
-              <w:rPr>
-                <w:b/>
-                <w:sz w:val="28"/>
-              </w:rPr>
-            </w:pPr>
-            <w:r>
-              <w:rPr>
-                <w:b/>
-                <w:sz w:val="28"/>
-              </w:rPr>
-              <w:t>Mobile</w:t>
-            </w:r>
-            <w:r>
-              <w:rPr>
-                <w:b/>
-                <w:spacing w:val="-13"/>
-                <w:sz w:val="28"/>
-              </w:rPr>
-              <w:t xml:space="preserve"> </w:t>
-            </w:r>
-            <w:r>
-              <w:rPr>
-                <w:b/>
-                <w:spacing w:val="-5"/>
-                <w:sz w:val="28"/>
-              </w:rPr>
-              <w:t>No.</w:t>
-            </w:r>
-          </w:p>
-        </w:tc>
-        <w:tc>
-          <w:tcPr>
-            <w:tcW w:w="1702" w:type="dxa"/>
-          </w:tcPr>
-          <w:p>
-            <w:pPr>
-              <w:pStyle w:val="TableParagraph"/>
-              <w:spacing w:line="256" w:lineRule="auto"/>
-              <w:ind w:left="321" w:hanging="87"/>
-              <w:rPr>
-                <w:b/>
-                <w:spacing w:val="-6"/>
-                <w:sz w:val="28"/>
-              </w:rPr>
-            </w:pPr>
-          </w:p>
-          <w:p>
-            <w:pPr>
-              <w:pStyle w:val="TableParagraph"/>
-              <w:spacing w:line="256" w:lineRule="auto"/>
-              <w:ind w:left="321" w:hanging="87"/>
-              <w:rPr>
-                <w:b/>
-                <w:sz w:val="28"/>
-              </w:rPr>
-            </w:pPr>
-            <w:r>
-              <w:rPr>
-                <w:b/>
-                <w:spacing w:val="-6"/>
-                <w:sz w:val="28"/>
-              </w:rPr>
-              <w:t xml:space="preserve">Internship </w:t>
-            </w:r>
-            <w:r>
-              <w:rPr>
-                <w:b/>
-                <w:spacing w:val="-2"/>
-                <w:sz w:val="28"/>
-              </w:rPr>
-              <w:t>Duration</w:t>
-            </w:r>
-          </w:p>
-        </w:tc>
-      </w:tr>
-      <w:tr>
-        <w:trPr>
-          <w:trHeight w:val="1177"/>
-        </w:trPr>
-        <w:tc>
-          <w:tcPr>
-            <w:tcW w:w="2271" w:type="dxa"/>
-          </w:tcPr>
-          <w:p>
-            <w:pPr>
-              <w:pStyle w:val="TableParagraph"/>
-              <w:rPr>
-                <w:sz w:val="30"/>
-              </w:rPr>
-            </w:pPr>
-            <w:r>
-              <w:rPr>
-                <w:sz w:val="30"/>
-              </w:rPr>
-              <w:t xml:space="preserve"> </w:t>
-            </w:r>
-            <w:r>
-              <w:rPr>
-                <w:sz w:val="30"/>
-              </w:rPr>
-              <w:t>202301504127001</w:t>
-            </w:r>
-          </w:p>
-        </w:tc>
-        <w:tc>
-          <w:tcPr>
-            <w:tcW w:w="2268" w:type="dxa"/>
-          </w:tcPr>
-          <w:p>
-            <w:pPr>
-              <w:pStyle w:val="TableParagraph"/>
-              <w:jc w:val="center"/>
-              <w:rPr>
-                <w:sz w:val="30"/>
-              </w:rPr>
-            </w:pPr>
-          </w:p>
-          <w:p>
-            <w:pPr>
-              <w:pStyle w:val="TableParagraph"/>
-              <w:jc w:val="center"/>
-              <w:rPr>
-                <w:sz w:val="30"/>
-              </w:rPr>
-            </w:pPr>
-            <w:r>
-              <w:rPr>
-                <w:sz w:val="30"/>
-              </w:rPr>
-              <w:t>Aditya Rana</w:t>
-            </w:r>
-          </w:p>
-        </w:tc>
-        <w:tc>
-          <w:tcPr>
-            <w:tcW w:w="2129" w:type="dxa"/>
-          </w:tcPr>
-          <w:p>
-            <w:pPr>
-              <w:pStyle w:val="TableParagraph"/>
-              <w:rPr>
-                <w:sz w:val="30"/>
-              </w:rPr>
-            </w:pPr>
-            <w:r>
-              <w:rPr>
-                <w:sz w:val="30"/>
-              </w:rPr>
-              <w:t xml:space="preserve"> </w:t>
-            </w:r>
-          </w:p>
-          <w:p>
-            <w:pPr>
-              <w:pStyle w:val="TableParagraph"/>
-              <w:jc w:val="center"/>
-              <w:rPr>
-                <w:sz w:val="30"/>
-              </w:rPr>
-            </w:pPr>
-            <w:r>
-              <w:rPr>
-                <w:sz w:val="30"/>
-              </w:rPr>
-              <w:t>7018320718</w:t>
-            </w:r>
-          </w:p>
-        </w:tc>
-        <w:tc>
-          <w:tcPr>
-            <w:tcW w:w="1702" w:type="dxa"/>
-          </w:tcPr>
-          <w:p>
-            <w:pPr>
-              <w:pStyle w:val="TableParagraph"/>
-              <w:spacing w:line="259" w:lineRule="auto"/>
-              <w:ind w:left="585" w:hanging="461"/>
-              <w:rPr>
-                <w:sz w:val="28"/>
-              </w:rPr>
-            </w:pPr>
-            <w:r>
-              <w:rPr>
-                <w:spacing w:val="-6"/>
-                <w:sz w:val="28"/>
-              </w:rPr>
-              <w:t xml:space="preserve">January-June </w:t>
-            </w:r>
-            <w:r>
-              <w:rPr>
-                <w:spacing w:val="-4"/>
-                <w:sz w:val="28"/>
-              </w:rPr>
-              <w:t>2025</w:t>
-            </w:r>
-          </w:p>
-          <w:p>
-            <w:pPr>
-              <w:pStyle w:val="TableParagraph"/>
-              <w:spacing w:before="139"/>
-              <w:ind w:left="257"/>
-              <w:jc w:val="center"/>
-              <w:rPr>
-                <w:sz w:val="28"/>
-              </w:rPr>
-            </w:pPr>
-            <w:r>
-              <w:rPr>
-                <w:sz w:val="28"/>
-              </w:rPr>
-              <w:t>(6</w:t>
-            </w:r>
-            <w:r>
-              <w:rPr>
-                <w:spacing w:val="-2"/>
-                <w:sz w:val="28"/>
-              </w:rPr>
-              <w:t xml:space="preserve"> months)</w:t>
-            </w:r>
-          </w:p>
-        </w:tc>
-      </w:tr>
-    </w:tbl>
-    <w:p>
-      <w:pPr>
-        <w:pStyle w:val="BodyText"/>
-        <w:spacing w:before="0"/>
-        <w:rPr>
-          <w:b/>
-          <w:sz w:val="28"/>
-        </w:rPr>
-      </w:pPr>
-    </w:p>
-    <w:p>
-      <w:pPr>
-        <w:pStyle w:val="BodyText"/>
-        <w:spacing w:before="0"/>
-        <w:rPr>
-          <w:b/>
-          <w:sz w:val="28"/>
-        </w:rPr>
-      </w:pPr>
-    </w:p>
-    <w:p>
-      <w:pPr>
-        <w:pStyle w:val="BodyText"/>
-        <w:spacing w:before="48"/>
-        <w:rPr>
-          <w:b/>
-          <w:sz w:val="28"/>
-        </w:rPr>
-      </w:pPr>
-    </w:p>
-    <w:p>
-      <w:pPr>
-        <w:ind w:left="61"/>
-        <w:rPr>
-          <w:b/>
-          <w:sz w:val="28"/>
-        </w:rPr>
-      </w:pPr>
-      <w:r>
-        <w:rPr>
-          <w:b/>
-          <w:spacing w:val="-5"/>
-          <w:sz w:val="28"/>
-        </w:rPr>
-        <w:t xml:space="preserve">SUPERVISOR </w:t>
-      </w:r>
-      <w:r>
-        <w:rPr>
-          <w:b/>
-          <w:spacing w:val="-2"/>
-          <w:sz w:val="28"/>
-        </w:rPr>
-        <w:t>DETAILS:</w:t>
-      </w:r>
-    </w:p>
-    <w:p>
-      <w:pPr>
-        <w:pStyle w:val="BodyText"/>
-        <w:spacing w:before="213"/>
-        <w:rPr>
-          <w:b/>
-          <w:sz w:val="20"/>
-        </w:rPr>
-      </w:pPr>
-    </w:p>
-    <w:tbl>
-      <w:tblPr>
-        <w:tblW w:w="0" w:type="auto"/>
-        <w:tblInd w:w="203" w:type="dxa"/>
-        <w:tblBorders>
-          <w:top w:val="single" w:sz="8" w:space="0" w:color="000000"/>
-          <w:left w:val="single" w:sz="8" w:space="0" w:color="000000"/>
-          <w:bottom w:val="single" w:sz="8" w:space="0" w:color="000000"/>
-          <w:right w:val="single" w:sz="8" w:space="0" w:color="000000"/>
-          <w:insideH w:val="single" w:sz="8" w:space="0" w:color="000000"/>
-          <w:insideV w:val="single" w:sz="8" w:space="0" w:color="000000"/>
-        </w:tblBorders>
-        <w:tblLayout w:type="fixed"/>
-        <w:tblCellMar>
-          <w:left w:w="0" w:type="dxa"/>
-          <w:right w:w="0" w:type="dxa"/>
-        </w:tblCellMar>
-        <w:tblLook w:val="01E0" w:firstRow="1" w:lastRow="1" w:firstColumn="1" w:lastColumn="1" w:noHBand="0" w:noVBand="0"/>
-      </w:tblPr>
-      <w:tblGrid>
-        <w:gridCol w:w="3387"/>
-        <w:gridCol w:w="2880"/>
-        <w:gridCol w:w="3243"/>
-      </w:tblGrid>
-      <w:tr>
-        <w:trPr>
-          <w:trHeight w:val="520"/>
-        </w:trPr>
-        <w:tc>
-          <w:tcPr>
-            <w:tcW w:w="3387" w:type="dxa"/>
-          </w:tcPr>
-          <w:p>
-            <w:pPr>
-              <w:pStyle w:val="TableParagraph"/>
-              <w:spacing w:line="319" w:lineRule="exact"/>
-              <w:jc w:val="center"/>
-              <w:rPr>
-                <w:b/>
-                <w:sz w:val="28"/>
-              </w:rPr>
-            </w:pPr>
-            <w:r>
-              <w:rPr>
-                <w:b/>
-                <w:spacing w:val="-2"/>
-                <w:sz w:val="28"/>
-              </w:rPr>
-              <w:t>Supervisor</w:t>
-            </w:r>
-            <w:r>
-              <w:rPr>
-                <w:b/>
-                <w:spacing w:val="-10"/>
-                <w:sz w:val="28"/>
-              </w:rPr>
-              <w:t xml:space="preserve"> </w:t>
-            </w:r>
-            <w:r>
-              <w:rPr>
-                <w:b/>
-                <w:spacing w:val="-4"/>
-                <w:sz w:val="28"/>
-              </w:rPr>
-              <w:t>Name</w:t>
-            </w:r>
-          </w:p>
-        </w:tc>
-        <w:tc>
-          <w:tcPr>
-            <w:tcW w:w="2880" w:type="dxa"/>
-          </w:tcPr>
-          <w:p>
-            <w:pPr>
-              <w:pStyle w:val="TableParagraph"/>
-              <w:spacing w:line="319" w:lineRule="exact"/>
-              <w:jc w:val="center"/>
-              <w:rPr>
-                <w:b/>
-                <w:sz w:val="28"/>
-              </w:rPr>
-            </w:pPr>
-            <w:r>
-              <w:rPr>
-                <w:b/>
-                <w:spacing w:val="-2"/>
-                <w:sz w:val="28"/>
-              </w:rPr>
-              <w:t>Designation</w:t>
-            </w:r>
-          </w:p>
-        </w:tc>
-        <w:tc>
-          <w:tcPr>
-            <w:tcW w:w="3243" w:type="dxa"/>
-          </w:tcPr>
-          <w:p>
-            <w:pPr>
-              <w:pStyle w:val="TableParagraph"/>
-              <w:spacing w:line="319" w:lineRule="exact"/>
-              <w:jc w:val="center"/>
-              <w:rPr>
-                <w:b/>
-                <w:sz w:val="28"/>
-              </w:rPr>
-            </w:pPr>
-            <w:r>
-              <w:rPr>
-                <w:b/>
-                <w:spacing w:val="-2"/>
-                <w:sz w:val="28"/>
-              </w:rPr>
-              <w:t>SIGNATURE</w:t>
-            </w:r>
-          </w:p>
-        </w:tc>
-      </w:tr>
-      <w:tr>
-        <w:trPr>
-          <w:trHeight w:val="998"/>
-        </w:trPr>
-        <w:tc>
-          <w:tcPr>
-            <w:tcW w:w="3387" w:type="dxa"/>
-          </w:tcPr>
-          <w:p>
-            <w:pPr>
-              <w:pStyle w:val="TableParagraph"/>
-              <w:jc w:val="center"/>
-              <w:rPr>
-                <w:sz w:val="30"/>
-              </w:rPr>
-            </w:pPr>
-          </w:p>
-          <w:p>
-            <w:pPr>
-              <w:pStyle w:val="TableParagraph"/>
-              <w:jc w:val="center"/>
-              <w:rPr>
-                <w:sz w:val="30"/>
-              </w:rPr>
-            </w:pPr>
-            <w:r>
-              <w:rPr>
-                <w:sz w:val="30"/>
-              </w:rPr>
-              <w:t>Mr. Naresh Kumar</w:t>
-            </w:r>
-          </w:p>
-        </w:tc>
-        <w:tc>
-          <w:tcPr>
-            <w:tcW w:w="2880" w:type="dxa"/>
-          </w:tcPr>
-          <w:p>
-            <w:pPr>
-              <w:pStyle w:val="TableParagraph"/>
-              <w:rPr>
-                <w:sz w:val="30"/>
-              </w:rPr>
-            </w:pPr>
-          </w:p>
-        </w:tc>
-        <w:tc>
-          <w:tcPr>
-            <w:tcW w:w="3243" w:type="dxa"/>
-          </w:tcPr>
-          <w:p>
-            <w:pPr>
-              <w:pStyle w:val="TableParagraph"/>
-              <w:rPr>
-                <w:sz w:val="30"/>
-              </w:rPr>
-            </w:pPr>
-          </w:p>
-        </w:tc>
-      </w:tr>
-    </w:tbl>
-    <w:p>
-      <w:pPr>
-        <w:pStyle w:val="TableParagraph"/>
-        <w:rPr>
-          <w:sz w:val="30"/>
-        </w:rPr>
-        <w:sectPr>
-          <w:pgSz w:w="11930" w:h="16860"/>
-          <w:pgMar w:top="1280" w:right="283" w:bottom="280" w:left="1559" w:header="720" w:footer="720" w:gutter="0"/>
-          <w:cols w:space="720"/>
-        </w:sectPr>
-      </w:pPr>
-    </w:p>
-    <w:p>
-      <w:pPr>
-        <w:pStyle w:val="Heading2"/>
-        <w:spacing w:before="67"/>
-      </w:pPr>
-      <w:r>
-        <w:rPr>
           <w:spacing w:val="-8"/>
         </w:rPr>
-        <w:lastRenderedPageBreak/>
         <w:t>TABLE</w:t>
       </w:r>
       <w:r>
